--- a/9-交付管理/运行记录类文件/TXHS-09-04-公安视频监控项目运维项目-阶段性总结报告.docx
+++ b/9-交付管理/运行记录类文件/TXHS-09-04-公安视频监控项目运维项目-阶段性总结报告.docx
@@ -1380,7 +1380,7 @@
                 <w:vertAlign w:val="baseline"/>
                 <w:lang w:val="en-US" w:eastAsia="zh-CN"/>
               </w:rPr>
-              <w:t>强宇涛</w:t>
+              <w:t>程方</w:t>
             </w:r>
           </w:p>
         </w:tc>
@@ -1424,7 +1424,7 @@
                 <w:vertAlign w:val="baseline"/>
                 <w:lang w:val="en-US" w:eastAsia="zh-CN"/>
               </w:rPr>
-              <w:t>陈凯</w:t>
+              <w:t>茅建根</w:t>
             </w:r>
           </w:p>
         </w:tc>
